--- a/docs/code_walkthrough.docx
+++ b/docs/code_walkthrough.docx
@@ -46,6 +46,11 @@
     </w:p>
     <w:p>
       <w:r>
+        <w:t xml:space="preserve">   run_all.py</w:t>
+      </w:r>
+    </w:p>
+    <w:p>
+      <w:r>
         <w:t xml:space="preserve">   validate_output.py</w:t>
       </w:r>
     </w:p>
@@ -81,7 +86,17 @@
     </w:p>
     <w:p>
       <w:r>
-        <w:t>4. Animal Welfare Models (aw-models/)</w:t>
+        <w:t>4. LEAF Models (leaf-models/)</w:t>
+      </w:r>
+    </w:p>
+    <w:p>
+      <w:r>
+        <w:t xml:space="preserve">   leaf_cea_model.py</w:t>
+      </w:r>
+    </w:p>
+    <w:p>
+      <w:r>
+        <w:t>5. Animal Welfare Models (aw-models/)</w:t>
       </w:r>
     </w:p>
     <w:p>
@@ -91,7 +106,7 @@
     </w:p>
     <w:p>
       <w:r>
-        <w:t xml:space="preserve">   src/models/diminishing_returns.py</w:t>
+        <w:t xml:space="preserve">   src/models/allocate_to_periods.py</w:t>
       </w:r>
     </w:p>
     <w:p>
@@ -106,7 +121,7 @@
     </w:p>
     <w:p>
       <w:r>
-        <w:t>5. Things Worth Vetting</w:t>
+        <w:t>6. Things Worth Vetting</w:t>
       </w:r>
     </w:p>
     <w:p>
@@ -180,7 +195,7 @@
         <w:t>compute_risk_profiles(samples)</w:t>
       </w:r>
       <w:r>
-        <w:t xml:space="preserve">  —  The main entry point. Calls all of the above helpers and also computes four informal adjustments inline: (1) neutral — plain mean. (2) upside — clips everything above the 99th percentile to the 99th percentile value, then takes the mean (eliminates the very top tail). (3) downside — computes a loss-averse utility around the median: gains above the median are counted at face value, losses below the median are multiplied by 2.5 (lambda), then the mean of those adjusted gains/losses is added back to the median. (4) combined — same exponential weight decay as ambiguity, but also applies the 2.5× loss aversion for below-median outcomes before averaging. Returns a dict mapping each of the 9 profile names to a float.</w:t>
+        <w:t xml:space="preserve">  —  The main entry point. Calls all of the above helpers and also computes four informal adjustments inline: (1) neutral — plain mean. (2) upside — clips everything above the 99th percentile to the 99th percentile value, then takes the mean (eliminates the very top tail). (3) downside — computes a loss-averse utility around the median: gains above the median are counted at face value, losses below the median are multiplied by 5.0 (lambda), then the mean of those adjusted gains/losses is added back to the median. (4) combined — same exponential weight decay as ambiguity, but also applies the 5.0× loss aversion for below-median outcomes before averaging. Returns a dict mapping each of the 9 profile names to a float.</w:t>
       </w:r>
     </w:p>
     <w:p>
@@ -193,12 +208,12 @@
     </w:p>
     <w:p>
       <w:r>
-        <w:t>The master assembly script. It reads the output CSVs from all three models, normalizes column names and IDs to a shared standard, and produces two output files: output_data_{N}yr.json (the full nested structure consumed by the front-end) and all_risk_adjusted.csv (a flat version of the same data). This file runs as a script — the top-level code executes directly rather than inside a main() function.</w:t>
+        <w:t>The master assembly script. It reads the output CSVs from all three models, normalizes column names and IDs to a shared standard, and produces output_data_{scenario}.json (the full nested structure consumed by the front-end) and all_risk_adjusted.csv (a flat version of the same data). This file runs as a script — the top-level code executes directly rather than inside a main() function.</w:t>
       </w:r>
     </w:p>
     <w:p>
       <w:r>
-        <w:t>Key constants at the top: BUDGET_M=897 (total portfolio budget in $M), INCREMENT_SIZE=10 ($M steps for the front-end slider), DIMINISHING_RETURNS_YRS=3 (must match YEARS_LOOK_AHEAD in fund_profiles.py — a mismatch raises a hard error on startup).</w:t>
+        <w:t>Key constants at the top: BUDGET_M=897 (total portfolio budget in $M), INCREMENT_SIZE=10 ($M steps for the front-end slider). GCR_DMR_SCENARIO is set via the --gcr-dmr-scenario argument (default: 'median'); it selects which GCR diminishing returns CSV to load from gcr-models/diminishing_returns/.</w:t>
       </w:r>
     </w:p>
     <w:p>
@@ -222,7 +237,7 @@
         <w:t>parse_effects(df)</w:t>
       </w:r>
       <w:r>
-        <w:t xml:space="preserve">  —  Takes the combined risk-scores dataframe and builds the nested JSON structure. For each row: (1) maps the project ID and effect ID to canonical names; (2) maps recipient_type strings, with special overrides for certain AW effect IDs (e.g., movement_building is always chickens_birds regardless of the generic type field); (3) builds the 6×8 values matrix (6 time periods × 8 risk profiles) by trying both the standard {rp}_{t0} column naming and the AW model's {rp}_{0_to_5} naming — whichever exists in the dataframe; (4) applies NEAR_TERM_XRISK_OVERRIDES to force Sentinel Bio and Longview Nuclear to False regardless of what's in the CSV. After the function, the top-level code merges sub-extinction tier sub-projects (e.g., sentinel_bio_100m_1b) back into their parent projects and deletes the sub-fund entries.</w:t>
+        <w:t xml:space="preserve">  —  Takes the combined risk-scores dataframe and builds the nested JSON structure. For each row: (1) maps the project ID and effect ID to canonical names; (2) maps recipient_type strings, with special overrides for certain AW effect IDs (e.g., movement_building is always chickens_birds regardless of the generic type field); (3) builds the 6×8 values matrix (6 time periods × 8 risk profiles) by trying both the standard {rp}_{t0} column naming and the AW model's {rp}_{0_to_5} naming — whichever exists in the dataframe; for AW funds with only 4 periods (0–100 years), the t4 and t5 entries are set to 0.0 by the absence of those columns; (4) applies NEAR_TERM_XRISK_OVERRIDES to force Sentinel Bio and Longview Nuclear to False regardless of what's in the CSV. After the function, the top-level code merges sub-extinction tier sub-projects (e.g., sentinel_bio_100m_1b) back into their parent projects and deletes the sub-fund entries. Note: combine_data.py reads AW diminishing returns per-fund (ea_awf_diminishing_returns.csv and navigation_fund_diminishing_returns.csv) and the LEAF fund (leaf_diminishing_returns.csv) in addition to GW and GCR files.</w:t>
       </w:r>
     </w:p>
     <w:p>
@@ -295,19 +310,20 @@
         <w:t>main()</w:t>
       </w:r>
       <w:r>
-        <w:t xml:space="preserve">  —  Loads output_data.json, calls both validators, prints a pass/fail summary.</w:t>
+        <w:t xml:space="preserve">  —  Loads output_data_{scenario}.json (where scenario is the --gcr-dmr-scenario argument, default: median), calls both validators, prints a pass/fail summary.</w:t>
+      </w:r>
+    </w:p>
+    <w:p>
+      <w:pPr>
+        <w:pStyle w:val="Heading2"/>
+      </w:pPr>
+      <w:r>
+        <w:t>run_all.py</w:t>
       </w:r>
     </w:p>
     <w:p>
       <w:r>
-        <w:rPr>
-          <w:b/>
-          <w:color w:val="C00000"/>
-        </w:rPr>
-        <w:t xml:space="preserve">Note: </w:t>
-      </w:r>
-      <w:r>
-        <w:t>The validator still references the old filenames output_data.json (without the _3yr suffix) and the pre-year-suffix DR CSV paths. It will currently fail to find the files unless you update those paths. Also, the RISK_PROFILES list in this file has 8 entries — it is missing dmreu — so dmreu values are never validated.</w:t>
+        <w:t>Top-level convenience script that runs every model pipeline in sequence with a single command. Calls subprocess.run() on each script in order: (1) aw-models/data/inputs/aw_intervention_models.py — regenerates CCM intervention samples; (2) aw-models/run.py — runs the AW fund pipeline for all three funds; (3) gw-models/gw_cea_modeling.py — runs the GiveWell model; (4) leaf-models/leaf_cea_model.py — runs the LEAF model; (5) gcr-models/export_rp_csv.py — runs all three GCR funds; (6) combine_data.py — assembles everything into output_data_{scenario}.json and all_risk_adjusted.csv; accepts --gcr-dmr-scenario (default: median). Each script is run with check=True, so a failure in any step aborts the rest. This is the recommended way to refresh all data after changing any parameters.</w:t>
       </w:r>
     </w:p>
     <w:p>
@@ -572,7 +588,7 @@
     </w:p>
     <w:p>
       <w:r>
-        <w:t>Key global constants: YEARS_LOOK_AHEAD=3 (the multiplier applied to annual budgets for the 3-year DR horizon — must match DIMINISHING_RETURNS_YRS in combine_data.py). Cause fractions: AI ~91.9%, Nuclear ~3.5%, Bio ~0.6% of total 100-year x-risk. Total x-risk scenarios: [5%, 10%, 65%] for conservative/central/optimistic. All three funds use the same relative-risk-reduction ladder per $10M: [0.002/50, 0.002/10, 0.002], giving a 50× range from conservative to optimistic.</w:t>
+        <w:t>Key global constants: Cause fractions: AI ~90%, Nuclear ~3%, Bio ~3% of total 100-year x-risk. Total x-risk scenarios: [5%, 10%, 65%] for conservative/central/optimistic. All three funds use the same relative-risk-reduction ladder per $10M: [0.002/50, 0.002/10, 0.002], giving a 50× range from conservative to optimistic.</w:t>
       </w:r>
     </w:p>
     <w:p>
@@ -729,7 +745,7 @@
         <w:t>write_diminishing_returns_csv(fund_results, output_path, verbose)</w:t>
       </w:r>
       <w:r>
-        <w:t xml:space="preserve">  —  Writes gcr_diminishing_returns_{N}yr.csv with one row per fund. Columns: project_id followed by 90 DR multiplier values at $10M, $20M, ..., $900M, normalized to the $10M value.</w:t>
+        <w:t xml:space="preserve">  —  Writes {scenario}_diminishing_returns_gcr.csv (where scenario is --gcr-dmr-scenario) with one row per fund. Columns: project_id followed by 90 DR multiplier values at $10M, $20M, ..., $900M, normalized to the $10M value.</w:t>
       </w:r>
     </w:p>
     <w:p>
@@ -922,7 +938,60 @@
         <w:pStyle w:val="Heading1"/>
       </w:pPr>
       <w:r>
-        <w:t>4. Animal Welfare Models (aw-models/)</w:t>
+        <w:t>4. LEAF Models (leaf-models/)</w:t>
+      </w:r>
+    </w:p>
+    <w:p>
+      <w:pPr>
+        <w:pStyle w:val="Heading2"/>
+      </w:pPr>
+      <w:r>
+        <w:t>leaf_cea_model.py</w:t>
+      </w:r>
+    </w:p>
+    <w:p>
+      <w:r>
+        <w:t>Generates 10,000 simulated estimates of LEAF's cost-effectiveness broken down by effect type (YLDs averted, life-years saved, income doublings) and time period, then applies all 9 risk profiles. The structure mirrors gw_cea_modeling.py closely.</w:t>
+      </w:r>
+    </w:p>
+    <w:p>
+      <w:r>
+        <w:t>Key constants: N_SAMPLES = 10,000. Three GEV (Generalized Extreme Value) distributions — one per effect type — parameterized by shape, location, and scale. These were fit to analyst estimates of LEAF's impact distribution.</w:t>
+      </w:r>
+    </w:p>
+    <w:p>
+      <w:r>
+        <w:rPr>
+          <w:b/>
+          <w:sz w:val="22"/>
+        </w:rPr>
+        <w:t>sample_impacts_per_m()</w:t>
+      </w:r>
+      <w:r>
+        <w:t xml:space="preserve">  —  Draws 10,000 samples from each GEV distribution (YLDs averted, life-years saved, income doublings). Returns a dict of effect_type → sample array. The GEV distribution is used because LEAF's impact distribution is expected to have a heavier right tail than a normal or lognormal distribution.</w:t>
+      </w:r>
+    </w:p>
+    <w:p>
+      <w:r>
+        <w:t>Temporal breakdown: unlike GiveWell (heavily front-loaded), LEAF's effects are more back-loaded. For example, life-years saved allocates ~80% to the 20–100 year window. This reflects that LEAF's longevity research is expected to compound over decades. The model applies the same 6-period structure as GiveWell and GCR (0-5, 5-10, 10-20, 20-100, 100-500, 500+ years), with 100-500 and 500+ always 0.</w:t>
+      </w:r>
+    </w:p>
+    <w:p>
+      <w:r>
+        <w:t>Output: leaf_risk_adjusted.csv (standard RP format), leaf_diminishing_returns.csv, histograms in leaf-models/histograms/, and leaf-models/summary_statistics.csv.</w:t>
+      </w:r>
+    </w:p>
+    <w:p>
+      <w:r>
+        <w:br w:type="page"/>
+      </w:r>
+    </w:p>
+    <w:p>
+      <w:pPr>
+        <w:pStyle w:val="Heading1"/>
+      </w:pPr>
+      <w:r>
+        <w:t>5. Animal Welfare Models (aw-models/)</w:t>
       </w:r>
     </w:p>
     <w:p>
@@ -944,10 +1013,10 @@
           <w:b/>
           <w:sz w:val="22"/>
         </w:rPr>
-        <w:t>load_ccm_estimates(path)</w:t>
+        <w:t>load_intervention_estimates(path)</w:t>
       </w:r>
       <w:r>
-        <w:t xml:space="preserve">  —  Reads ccm_intervention_estimates.yaml, which contains CCM-derived cost-effectiveness distributions for each AW intervention (as percentiles and/or pre-drawn samples).</w:t>
+        <w:t xml:space="preserve">  —  Reads aw_model_intervention_estimates.yaml, which contains analyst-derived cost-effectiveness distributions for each AW intervention (percentile summaries and 10k downsampled samples). The full 100k samples are stored separately in the .npz file.</w:t>
       </w:r>
     </w:p>
     <w:p>
@@ -959,7 +1028,7 @@
         <w:t>load_full_samples(path)</w:t>
       </w:r>
       <w:r>
-        <w:t xml:space="preserve">  —  Loads ccm_intervention_samples_100k.npz — a NumPy binary archive containing 100,000 pre-drawn samples per intervention from the CCM. Returns a dict mapping intervention_key to a numpy array, or None if the file doesn't exist. The 100k samples are preferred over the 10k YAML samples for higher accuracy in the tails.</w:t>
+        <w:t xml:space="preserve">  —  Loads aw_model_intervention_samples_100k.npz — a NumPy binary archive containing 100,000 pre-drawn samples per intervention from the CCM. Returns a dict mapping intervention_key to a numpy array, or None if the file doesn't exist. The 100k samples are preferred over the 10k YAML samples for higher accuracy in the tails.</w:t>
       </w:r>
     </w:p>
     <w:p>
@@ -991,48 +1060,12 @@
         <w:pStyle w:val="Heading2"/>
       </w:pPr>
       <w:r>
-        <w:t>src/models/diminishing_returns.py</w:t>
+        <w:t>src/models/allocate_to_periods.py</w:t>
       </w:r>
     </w:p>
     <w:p>
       <w:r>
-        <w:t>Piecewise-linear diminishing-returns curves, with a 1/x hyperbolic tail beyond the last anchor point. Essentially the same logic as in gcr-models/export_rp_csv.py but parameterized independently. Also contains the time-period allocation logic for AW effects.</w:t>
-      </w:r>
-    </w:p>
-    <w:p>
-      <w:r>
-        <w:rPr>
-          <w:b/>
-          <w:sz w:val="22"/>
-        </w:rPr>
-        <w:t>eval_diminishing_raw(budget_m, anchors, spend_m)</w:t>
-      </w:r>
-      <w:r>
-        <w:t xml:space="preserve">  —  Evaluates the curve at a given cumulative spend. Below first anchor: flat. Between anchors: linear interpolation. Beyond last anchor: 1/x decay. Same formula as the GCR version.</w:t>
-      </w:r>
-    </w:p>
-    <w:p>
-      <w:r>
-        <w:rPr>
-          <w:b/>
-          <w:sz w:val="22"/>
-        </w:rPr>
-        <w:t>compute_diminishing_row(budget_m, anchors, spend_points)</w:t>
-      </w:r>
-      <w:r>
-        <w:t xml:space="preserve">  —  Evaluates the curve at every spend point (default $10M-$900M in $10M steps) and normalizes so the first point = 1.0.</w:t>
-      </w:r>
-    </w:p>
-    <w:p>
-      <w:r>
-        <w:rPr>
-          <w:b/>
-          <w:sz w:val="22"/>
-        </w:rPr>
-        <w:t>find_20pct_threshold(budget_m, anchors, max_spend_m)</w:t>
-      </w:r>
-      <w:r>
-        <w:t xml:space="preserve">  —  Scans forward in $1M increments to find the cumulative spend at which marginal CE falls to 20% of its initial value. Returns None if the threshold isn't reached within max_spend_m. Used to characterize how quickly each intervention saturates.</w:t>
+        <w:t>Standalone module that allocates an effect across the four AW time windows based on when the effect starts and how long it persists. Previously this logic lived in diminishing_returns.py (which has been removed); it now has its own dedicated file.</w:t>
       </w:r>
     </w:p>
     <w:p>
@@ -1044,7 +1077,7 @@
         <w:t>years_in_period(persistence, start, end)</w:t>
       </w:r>
       <w:r>
-        <w:t xml:space="preserve">  —  Computes how many years of an effect's active lifetime (0 to persistence) overlap with a specific time window [start, end). Simple min/max overlap calculation.</w:t>
+        <w:t xml:space="preserve">  —  Computes how many years of an effect's active lifetime (0 to persistence) overlap with a specific time window [start, end). Simple min/max overlap calculation. If end is None, returns all remaining years after start.</w:t>
       </w:r>
     </w:p>
     <w:p>
@@ -1056,7 +1089,12 @@
         <w:t>allocate_to_periods(effect_start_year, persistence_years)</w:t>
       </w:r>
       <w:r>
-        <w:t xml:space="preserve">  —  Given when an effect starts (e.g., 1 year after funding) and how long it lasts (e.g., 5 years), computes what fraction of the total effect falls in each of the 4 AW time windows: 0-5, 5-10, 10-20, and 20-100 years. Note: the AW model only goes to 100 years (4 periods), unlike GCR and GW which go to 500+ years (6 periods). The t4 (100-500) and t5 (500+) columns for AW effects will always be 0.0, which is intentional — animal welfare interventions are assumed not to have impacts on a civilizational timescale.</w:t>
+        <w:t xml:space="preserve">  —  Given when an effect starts (e.g., year 4) and how long it lasts (e.g., 15 years), computes what fraction of the total effect falls in each of the 4 AW time windows: 0-5, 5-10, 10-20, and 20-100 years. Period keys are '0_to_5', '5_to_10', '10_to_20', '20_to_100'. Returns a dict mapping period_key → fraction. Note: the AW model only uses 4 periods (to year 100), unlike GCR and GW which go to 500+ years (6 periods). combine_data.py handles the missing t4 and t5 by treating the absence of those columns as 0.0, which is intentional — animal welfare interventions are assumed not to have impacts on a civilizational timescale.</w:t>
+      </w:r>
+    </w:p>
+    <w:p>
+      <w:r>
+        <w:t>PERIOD_BOUNDS and PERIOD_KEYS are module-level constants: PERIOD_BOUNDS = [(0,5), (5,10), (10,20), (20,100)] and PERIOD_KEYS = ['0_to_5', '5_to_10', '10_to_20', '20_to_100']. These drive the column names in the output CSV (e.g., neutral_0_to_5, upside_10_to_20).</w:t>
       </w:r>
     </w:p>
     <w:p>
@@ -1069,7 +1107,7 @@
     </w:p>
     <w:p>
       <w:r>
-        <w:t>The orchestrator for the AW pipeline. Calls compute_all_effects, then fits distributions or uses empirical samples, applies risk profiles, and allocates effects across time periods.</w:t>
+        <w:t>The orchestrator for the AW pipeline. Calls compute_all_effects, then applies risk profiles directly to the empirical samples and allocates effects across time periods. No distribution fitting is performed — the 100k empirical samples from the .npz file are used directly.</w:t>
       </w:r>
     </w:p>
     <w:p>
@@ -1081,7 +1119,7 @@
         <w:t>build_all_effects(fund_key, verbose)</w:t>
       </w:r>
       <w:r>
-        <w:t xml:space="preserve">  —  Main pipeline function. For each intervention effect returned by compute_all_effects: (1) New workflow (preferred): if 100k empirical samples are available in the effect dict, uses them directly as the draws array — no distribution fitting needed. (2) Old/fallback workflow: fits a parametric distribution to the p10/p50/p90 percentile data using fit_and_draw from the rp-distribution-fitting library. Has a special case for 'zero-heavy' distributions where p10=0 (binary-success interventions) — in that case, rather than trying to fit a distribution to data with a spike at zero, it uses the CCM mean as a point estimate replicated 100 times. If fitting fails for any reason, also falls back to a point estimate at the median. (3) Calls compute_risk_profiles(draws) to get the 9 risk-adjusted values. (4) Calls allocate_to_periods to get the fraction of effect in each time window. (5) Assembles a flat row dict with all metadata plus {rp}_{period_key} columns for every combination of risk profile and time window. Returns {fund_config, rows (one per intervention), ccm_metadata}.</w:t>
+        <w:t xml:space="preserve">  —  Main pipeline function. For each intervention effect returned by compute_all_effects: (1) Takes the empirical sample array (100k from .npz or 10k fallback from YAML) and converts it to a numpy array of floats. (2) Calls compute_risk_profiles(draws) to get the 9 risk-adjusted values. (3) Calls allocate_to_periods (from allocate_to_periods.py) to get the fraction of effect in each of the 4 time windows. (4) Assembles a flat row dict with all metadata plus {rp}_{period_key} columns for every combination of 9 risk profiles × 4 time windows (= 36 value columns), plus total_{rp} columns for the undistributed total. Returns {fund_config, rows (one per intervention), metadata}.</w:t>
       </w:r>
     </w:p>
     <w:p>
@@ -1094,7 +1132,7 @@
     </w:p>
     <w:p>
       <w:r>
-        <w:t>Handles all file output for the AW pipeline. Called by aw-models/run.py after build_all_effects completes.</w:t>
+        <w:t>Handles all file output for the AW pipeline. Called by aw-models/run.py after build_all_effects completes. Produces per-fund files (e.g., ea_awf_dataset.csv, navigation_fund_cagefree_assumptions.md) rather than a single combined file.</w:t>
       </w:r>
     </w:p>
     <w:p>
@@ -1103,10 +1141,10 @@
           <w:b/>
           <w:sz w:val="22"/>
         </w:rPr>
-        <w:t>export_dataset(rows, fund_config, output_path)</w:t>
+        <w:t>export_dataset(dataset, output_path, verbose)</w:t>
       </w:r>
       <w:r>
-        <w:t xml:space="preserve">  —  Writes the main aw_combined_dataset.csv in the standard RP format: metadata columns (project_id, effect_id, recipient_type, near_term_xrisk) followed by the 9 × 4 = 36 time-period × risk-profile value columns.</w:t>
+        <w:t xml:space="preserve">  —  Writes the per-fund dataset CSV (e.g., ea_awf_dataset.csv) in the standard RP format. Columns: metadata fields (project_id, effect_id, species, recipient_type, fund_split_pct, effect_start_year, persistence_years, data_source), percentile summary columns (animal_dalys_per_M_p10 etc.), total risk-adjusted columns (total_neutral, total_upside, ...), and the 9 risk profiles × 4 time periods = 36 period-allocated columns named {rp}_{period_key} (e.g., neutral_0_to_5, ambiguity_20_to_100).</w:t>
       </w:r>
     </w:p>
     <w:p>
@@ -1115,10 +1153,10 @@
           <w:b/>
           <w:sz w:val="22"/>
         </w:rPr>
-        <w:t>export_assumptions(rows, fund_config, output_path)</w:t>
+        <w:t>export_assumptions(dataset, output_path, verbose)</w:t>
       </w:r>
       <w:r>
-        <w:t xml:space="preserve">  —  Generates a markdown-formatted assumptions register listing all parameters used for each intervention: CCM percentiles, fund split fraction, effect start year, persistence, fitted distribution type and error, etc.</w:t>
+        <w:t xml:space="preserve">  —  Writes a markdown assumptions register (e.g., ea_awf_assumptions.md) listing the fund configuration, CE source metadata, a summary table per intervention (species, split, persistence, neutral aDALYs/$1M), key data sources, and caveats. If diminishing returns data is present in the dataset dict, also includes a diminishing returns section.</w:t>
       </w:r>
     </w:p>
     <w:p>
@@ -1127,10 +1165,10 @@
           <w:b/>
           <w:sz w:val="22"/>
         </w:rPr>
-        <w:t>export_sensitivity(rows, fund_config, output_path)</w:t>
+        <w:t>export_diminishing(dataset, output_path, verbose)</w:t>
       </w:r>
       <w:r>
-        <w:t xml:space="preserve">  —  Runs a one-way sensitivity analysis, varying fund_split ±50% and persistence_years ±50% for each intervention independently, and writes the results to aw_combined_sensitivity.csv. Useful for checking which interventions drive the results.</w:t>
+        <w:t xml:space="preserve">  —  Writes the fund-level diminishing returns curve to CSV if diminishing returns data is present in the dataset. If the dataset has no 'diminishing' key (the current default when DR is not computed), this function exits silently. The CSV has one row per spend point with columns: spend_M, marginal_ce_multiplier (normalized so the first point = 1.0).</w:t>
       </w:r>
     </w:p>
     <w:p>
@@ -1143,7 +1181,7 @@
         <w:pStyle w:val="Heading1"/>
       </w:pPr>
       <w:r>
-        <w:t>5. Things Worth Vetting</w:t>
+        <w:t>6. Things Worth Vetting</w:t>
       </w:r>
     </w:p>
     <w:p>
@@ -1156,12 +1194,12 @@
         <w:pStyle w:val="Heading3"/>
       </w:pPr>
       <w:r>
-        <w:t>1. validate_output.py uses outdated filenames</w:t>
+        <w:t>1. validate_output.py: match --gcr-dmr-scenario to combine_data.py</w:t>
       </w:r>
     </w:p>
     <w:p>
       <w:r>
-        <w:t>The validator loads 'output_data.json' (line 186) but the file is now named 'output_data_3yr.json'. It also loads the three source DR CSVs without the year suffix (e.g., 'givewell_diminishing_returns.csv' instead of 'givewell_diminishing_returns_3yr.csv'). Running the validator as-is will fail with a FileNotFoundError. The paths need to be updated to match the current file naming convention.</w:t>
+        <w:t>validate_output.py accepts --gcr-dmr-scenario (default: median) and loads the matching output_data_{scenario}.json and GCR DR CSV. Always pass the same --gcr-dmr-scenario value to both combine_data.py and validate_output.py, or the validator will compare against the wrong source file.</w:t>
       </w:r>
     </w:p>
     <w:p>
@@ -1187,7 +1225,7 @@
     </w:p>
     <w:p>
       <w:r>
-        <w:t>The AW diminishing_returns.py PERIOD_BOUNDS stops at year 100 (lines 81-88), so t4 (100-500 years) and t5 (500+ years) are always 0.0 for animal welfare effects. This is intentional — AW interventions aren't assumed to have century-scale impacts — but it is worth confirming this is the intended design rather than an oversight.</w:t>
+        <w:t>The AW allocate_to_periods.py PERIOD_BOUNDS stops at year 100, so t4 (100-500 years) and t5 (500+ years) are always 0.0 for animal welfare effects. This is intentional — AW interventions aren't assumed to have century-scale impacts — but it is worth confirming this is the intended design rather than an oversight. combine_data.py handles this gracefully by treating the absence of those columns as 0.0.</w:t>
       </w:r>
     </w:p>
     <w:p>
@@ -1227,6 +1265,32 @@
     <w:p>
       <w:r>
         <w:t>In _compute_sub_extinction_rows (export_rp_csv.py lines 158-175), a single shared_causes_harm boolean array is built once and applied to both the 100M-1B tier and the 10M-100M tier. This means if a sample is 'harmful' in one tier, it is also harmful in the other. This is a deliberate modeling choice (the same intervention would backfire on both scales), but it is worth confirming this correlation structure is intended rather than accidental.</w:t>
+      </w:r>
+    </w:p>
+    <w:p>
+      <w:pPr>
+        <w:pStyle w:val="Heading3"/>
+      </w:pPr>
+      <w:r>
+        <w:t>7. AW sensitivity analysis has been removed</w:t>
+      </w:r>
+    </w:p>
+    <w:p>
+      <w:r>
+        <w:t>The original AW pipeline included export_sensitivity() which ran a one-way sensitivity analysis varying fund_split ±50% and persistence_years ±50% per intervention. This function no longer exists in export.py. If you want to understand which interventions drive the AW results, you would need to re-implement this or vary the fund YAML splits manually.</w:t>
+      </w:r>
+    </w:p>
+    <w:p>
+      <w:pPr>
+        <w:pStyle w:val="Heading3"/>
+      </w:pPr>
+      <w:r>
+        <w:t>8. AW diminishing returns are defined but not exported by run.py</w:t>
+      </w:r>
+    </w:p>
+    <w:p>
+      <w:r>
+        <w:t>aw_combined.yaml now contains diminishing_anchors (piecewise-linear anchors at $10M, $26.5M, $55M, $100M, $160M defining the CE curve). The export_diminishing() function in export.py can write these to CSV, but run.py does not call it — it only calls export_dataset() and export_assumptions(). The per-fund diminishing returns CSVs that combine_data.py reads (ea_awf_diminishing_returns.csv, navigation_fund_diminishing_returns.csv) must be generated separately.</w:t>
       </w:r>
     </w:p>
     <w:sectPr>
